--- a/Lore Books/On the Negotiable Law.docx
+++ b/Lore Books/On the Negotiable Law.docx
@@ -29,7 +29,7 @@
           <w:color w:val="415A68"/>
           <w:sz w:val="26"/>
         </w:rPr>
-        <w:t>Being a Treatise on the True Nature and Mortal Peril</w:t>
+        <w:t>Being a Treatise on the True Nature</w:t>
         <w:br/>
         <w:t>of the School of Alteration</w:t>
       </w:r>
@@ -49,41 +49,74 @@
         <w:t>Cassian Threll</w:t>
         <w:br/>
         <w:t>Master of Alteration, College of Winterhold</w:t>
-      </w:r>
-    </w:p>
-    <w:p>
-      <w:pPr>
-        <w:spacing w:before="1200"/>
-        <w:jc w:val="center"/>
-      </w:pPr>
-      <w:r>
-        <w:rPr>
-          <w:rFonts w:ascii="Cambria" w:hAnsi="Cambria"/>
-          <w:i/>
-          <w:color w:val="6B4A1E"/>
-          <w:sz w:val="21"/>
-        </w:rPr>
-        <w:t>[ This manuscript was recovered from Master Threll's tower in the eastern</w:t>
         <w:br/>
-        <w:t>spire, found open upon his writing desk, twenty-two days after he was last</w:t>
-        <w:br/>
-        <w:t>seen by any member of the College. It is published here whole and</w:t>
-        <w:br/>
-        <w:t>unaltered -- including its unfinished final chapter -- because a text a</w:t>
-        <w:br/>
-        <w:t>student cannot see in full is a text they will go looking for elsewhere,</w:t>
-        <w:br/>
-        <w:t>in worse company. The notes in the margin are my own. Where I have grown</w:t>
-        <w:br/>
-        <w:t>afraid partway through a sentence, I have left the fear in. -- Provost Ilde</w:t>
-        <w:br/>
-        <w:t>Marren, College of Winterhold ]</w:t>
+        <w:t>4E 201</w:t>
       </w:r>
     </w:p>
     <w:p>
       <w:r>
         <w:br w:type="page"/>
       </w:r>
+    </w:p>
+    <w:tbl>
+      <w:tblPr>
+        <w:tblW w:type="auto" w:w="0"/>
+        <w:jc w:val="center"/>
+        <w:tblLook w:firstColumn="1" w:firstRow="1" w:lastColumn="0" w:lastRow="0" w:noHBand="0" w:noVBand="1" w:val="04A0"/>
+      </w:tblPr>
+      <w:tblGrid>
+        <w:gridCol w:w="9360"/>
+      </w:tblGrid>
+      <w:tr>
+        <w:tc>
+          <w:tcPr>
+            <w:tcW w:type="dxa" w:w="9360"/>
+            <w:shd w:val="clear" w:color="auto" w:fill="EFE6D8"/>
+            <w:tcBorders>
+              <w:top w:val="single" w:sz="4" w:space="0" w:color="6B4A1E"/>
+              <w:bottom w:val="single" w:sz="4" w:space="0" w:color="6B4A1E"/>
+              <w:right w:val="single" w:sz="4" w:space="0" w:color="6B4A1E"/>
+            </w:tcBorders>
+            <w:tcBorders>
+              <w:left w:val="single" w:sz="22" w:space="0" w:color="6B4A1E"/>
+            </w:tcBorders>
+          </w:tcPr>
+          <w:p>
+            <w:pPr>
+              <w:spacing w:after="40"/>
+            </w:pPr>
+            <w:r/>
+            <w:r>
+              <w:rPr>
+                <w:rFonts w:ascii="Cambria" w:hAnsi="Cambria"/>
+                <w:b/>
+                <w:color w:val="6B4A1E"/>
+                <w:sz w:val="17"/>
+              </w:rPr>
+              <w:t>ARCHIVIST'S NOTE -- COLLEGE OF WINTERHOLD</w:t>
+            </w:r>
+          </w:p>
+          <w:p>
+            <w:pPr>
+              <w:spacing w:after="40"/>
+            </w:pPr>
+            <w:r>
+              <w:rPr>
+                <w:rFonts w:ascii="Cambria" w:hAnsi="Cambria"/>
+                <w:i/>
+                <w:color w:val="6B4A1E"/>
+                <w:sz w:val="21"/>
+              </w:rPr>
+              <w:t>This treatise is assigned to Adept-standing students of Alteration and above. Master Threll continues to teach the introductory sequence each term; students with questions about the arguments below are encouraged to raise them with him directly during office hours, which he keeps faithfully. -- Recordkeeper's Office</w:t>
+            </w:r>
+          </w:p>
+        </w:tc>
+      </w:tr>
+    </w:tbl>
+    <w:p>
+      <w:pPr>
+        <w:spacing w:after="80"/>
+      </w:pPr>
     </w:p>
     <w:p>
       <w:pPr>
@@ -145,65 +178,19 @@
         <w:t>I do not say this to diminish my colleagues in Destruction or Restoration. I say it because the filing system has a cost that no one troubles to mention in the first week, or the fifth year, or ever: it has taught every mage in every college on this continent to stop asking what a spell actually does to reality, so long as they can say which drawer it belongs in.</w:t>
       </w:r>
     </w:p>
-    <w:tbl>
-      <w:tblPr>
-        <w:tblW w:type="auto" w:w="0"/>
-        <w:jc w:val="center"/>
-        <w:tblLook w:firstColumn="1" w:firstRow="1" w:lastColumn="0" w:lastRow="0" w:noHBand="0" w:noVBand="1" w:val="04A0"/>
-      </w:tblPr>
-      <w:tblGrid>
-        <w:gridCol w:w="9360"/>
-      </w:tblGrid>
-      <w:tr>
-        <w:tc>
-          <w:tcPr>
-            <w:tcW w:type="dxa" w:w="9360"/>
-            <w:shd w:val="clear" w:color="auto" w:fill="EFE6D8"/>
-            <w:tcBorders>
-              <w:top w:val="single" w:sz="4" w:space="0" w:color="6B4A1E"/>
-              <w:bottom w:val="single" w:sz="4" w:space="0" w:color="6B4A1E"/>
-              <w:right w:val="single" w:sz="4" w:space="0" w:color="6B4A1E"/>
-            </w:tcBorders>
-            <w:tcBorders>
-              <w:left w:val="single" w:sz="22" w:space="0" w:color="6B4A1E"/>
-            </w:tcBorders>
-          </w:tcPr>
-          <w:p>
-            <w:pPr>
-              <w:spacing w:after="40"/>
-            </w:pPr>
-            <w:r/>
-            <w:r>
-              <w:rPr>
-                <w:rFonts w:ascii="Cambria" w:hAnsi="Cambria"/>
-                <w:b/>
-                <w:color w:val="6B4A1E"/>
-                <w:sz w:val="17"/>
-              </w:rPr>
-              <w:t>PROVOST MARREN, IN THE MARGIN</w:t>
-            </w:r>
-          </w:p>
-          <w:p>
-            <w:pPr>
-              <w:spacing w:after="40"/>
-            </w:pPr>
-            <w:r>
-              <w:rPr>
-                <w:rFonts w:ascii="Cambria" w:hAnsi="Cambria"/>
-                <w:i/>
-                <w:color w:val="6B4A1E"/>
-                <w:sz w:val="21"/>
-              </w:rPr>
-              <w:t>I want the reader to notice, before Cassian has finished his first chapter, that he has already told you the schools are a fiction invented by frightened clerks. Hold that claim loosely. It is the same claim every partisan of every school eventually makes about the schools he does not practice. I have read the Destruction masters' pamphlets. They say precisely this about everyone else's discipline. What follows is not proof that Alteration is the one honest school. It is an argument, made by a man who loved his discipline more than was good for him.</w:t>
-            </w:r>
-          </w:p>
-        </w:tc>
-      </w:tr>
-    </w:tbl>
     <w:p>
       <w:pPr>
-        <w:spacing w:after="80"/>
+        <w:spacing w:after="160"/>
       </w:pPr>
+      <w:r>
+        <w:rPr>
+          <w:rFonts w:ascii="Cambria" w:hAnsi="Cambria"/>
+          <w:i w:val="0"/>
+          <w:color w:val="1C1C1E"/>
+          <w:sz w:val="22"/>
+        </w:rPr>
+        <w:t>I have taught Alteration at this College for the better part of two decades. I will tell you plainly, as I tell every student who reaches this level: I believe Alteration is the one school honest enough to keep asking the question the filing system was built to end. That is the argument this treatise makes. Read it as an argument, not a settled fact -- I have colleagues in this very College who dispute parts of it, and I would rather you knew that than mistake my confidence for consensus.</w:t>
+      </w:r>
     </w:p>
     <w:p>
       <w:pPr>
@@ -220,7 +207,7 @@
           <w:color w:val="2C3E4A"/>
           <w:sz w:val="34"/>
         </w:rPr>
-        <w:t>II.  The Siege That Could Not Be Won</w:t>
+        <w:t>II.  The Siege of Bravil</w:t>
       </w:r>
     </w:p>
     <w:p>
@@ -294,66 +281,6 @@
         <w:t>Here is what the College will not put on an examination, because it unravels the examination's whole premise: no lockpick, ward, or fire-spell ended that siege. Reality itself was renegotiated -- stone made climbable, water made breathable, the defenders' own shapes made other than what they were -- and a superior army could find nothing to fight because there was, by any honest accounting of what is normally true, nothing there to find. This is not a parlor trick with a generous name. This is the oldest recorded use of this school, and it very nearly held an empire at bay by itself.</w:t>
       </w:r>
     </w:p>
-    <w:tbl>
-      <w:tblPr>
-        <w:tblW w:type="auto" w:w="0"/>
-        <w:jc w:val="center"/>
-        <w:tblLook w:firstColumn="1" w:firstRow="1" w:lastColumn="0" w:lastRow="0" w:noHBand="0" w:noVBand="1" w:val="04A0"/>
-      </w:tblPr>
-      <w:tblGrid>
-        <w:gridCol w:w="9360"/>
-      </w:tblGrid>
-      <w:tr>
-        <w:tc>
-          <w:tcPr>
-            <w:tcW w:type="dxa" w:w="9360"/>
-            <w:shd w:val="clear" w:color="auto" w:fill="EFE6D8"/>
-            <w:tcBorders>
-              <w:top w:val="single" w:sz="4" w:space="0" w:color="6B4A1E"/>
-              <w:bottom w:val="single" w:sz="4" w:space="0" w:color="6B4A1E"/>
-              <w:right w:val="single" w:sz="4" w:space="0" w:color="6B4A1E"/>
-            </w:tcBorders>
-            <w:tcBorders>
-              <w:left w:val="single" w:sz="22" w:space="0" w:color="6B4A1E"/>
-            </w:tcBorders>
-          </w:tcPr>
-          <w:p>
-            <w:pPr>
-              <w:spacing w:after="40"/>
-            </w:pPr>
-            <w:r/>
-            <w:r>
-              <w:rPr>
-                <w:rFonts w:ascii="Cambria" w:hAnsi="Cambria"/>
-                <w:b/>
-                <w:color w:val="6B4A1E"/>
-                <w:sz w:val="17"/>
-              </w:rPr>
-              <w:t>PROVOST MARREN, IN THE MARGIN</w:t>
-            </w:r>
-          </w:p>
-          <w:p>
-            <w:pPr>
-              <w:spacing w:after="40"/>
-            </w:pPr>
-            <w:r>
-              <w:rPr>
-                <w:rFonts w:ascii="Cambria" w:hAnsi="Cambria"/>
-                <w:i/>
-                <w:color w:val="6B4A1E"/>
-                <w:sz w:val="21"/>
-              </w:rPr>
-              <w:t>Historically sound, so far as the fragmentary record allows, and I will not quarrel with a single Centurion's report that is four thousand years dead. But mark the shape of the argument Cassian is building on top of it: a single well-documented siege, generalized without pause into a claim about what the whole school IS. One siege proves the Ayleids were extraordinarily skilled. It does not yet prove that every hedge-wizard who casts Oakflesh before a bar fight is quietly rehearsing the same power that broke an empire's patience. Watch for that leap. He makes it again before the chapter is out.</w:t>
-            </w:r>
-          </w:p>
-        </w:tc>
-      </w:tr>
-    </w:tbl>
-    <w:p>
-      <w:pPr>
-        <w:spacing w:after="80"/>
-      </w:pPr>
-    </w:p>
     <w:p>
       <w:pPr>
         <w:keepNext/>
@@ -413,66 +340,6 @@
         </w:rPr>
         <w:t>Say it plainly and the modesty falls away at once. This is not a trade for the timid. This is the school that has quietly demonstrated, in every college on this continent, for as long as there have been colleges, that the physical world holds no fact so basic the right working cannot set it aside.</w:t>
       </w:r>
-    </w:p>
-    <w:tbl>
-      <w:tblPr>
-        <w:tblW w:type="auto" w:w="0"/>
-        <w:jc w:val="center"/>
-        <w:tblLook w:firstColumn="1" w:firstRow="1" w:lastColumn="0" w:lastRow="0" w:noHBand="0" w:noVBand="1" w:val="04A0"/>
-      </w:tblPr>
-      <w:tblGrid>
-        <w:gridCol w:w="9360"/>
-      </w:tblGrid>
-      <w:tr>
-        <w:tc>
-          <w:tcPr>
-            <w:tcW w:type="dxa" w:w="9360"/>
-            <w:shd w:val="clear" w:color="auto" w:fill="EFE6D8"/>
-            <w:tcBorders>
-              <w:top w:val="single" w:sz="4" w:space="0" w:color="6B4A1E"/>
-              <w:bottom w:val="single" w:sz="4" w:space="0" w:color="6B4A1E"/>
-              <w:right w:val="single" w:sz="4" w:space="0" w:color="6B4A1E"/>
-            </w:tcBorders>
-            <w:tcBorders>
-              <w:left w:val="single" w:sz="22" w:space="0" w:color="6B4A1E"/>
-            </w:tcBorders>
-          </w:tcPr>
-          <w:p>
-            <w:pPr>
-              <w:spacing w:after="40"/>
-            </w:pPr>
-            <w:r/>
-            <w:r>
-              <w:rPr>
-                <w:rFonts w:ascii="Cambria" w:hAnsi="Cambria"/>
-                <w:b/>
-                <w:color w:val="6B4A1E"/>
-                <w:sz w:val="17"/>
-              </w:rPr>
-              <w:t>PROVOST MARREN, IN THE MARGIN</w:t>
-            </w:r>
-          </w:p>
-          <w:p>
-            <w:pPr>
-              <w:spacing w:after="40"/>
-            </w:pPr>
-            <w:r>
-              <w:rPr>
-                <w:rFonts w:ascii="Cambria" w:hAnsi="Cambria"/>
-                <w:i/>
-                <w:color w:val="6B4A1E"/>
-                <w:sz w:val="21"/>
-              </w:rPr>
-              <w:t>I concede the observation, because it is simply correct, and I would rather concede a true thing than dispute it out of general unease. What I do not concede is the framing that follows it, which he is already circling like a hawk: that because the effects are large, the danger of contemplating them honestly must also be large. A fact can be enormous and also safe to know. The bones in your own body are enormous facts. I have known them my whole life without incident.</w:t>
-            </w:r>
-          </w:p>
-        </w:tc>
-      </w:tr>
-    </w:tbl>
-    <w:p>
-      <w:pPr>
-        <w:spacing w:after="80"/>
-      </w:pPr>
     </w:p>
     <w:p>
       <w:pPr>
@@ -598,7 +465,7 @@
                 <w:color w:val="2C3E4A"/>
                 <w:sz w:val="19"/>
               </w:rPr>
-              <w:t>What it says, in Threll's reading</w:t>
+              <w:t>What it says, in my reading</w:t>
             </w:r>
           </w:p>
         </w:tc>
@@ -842,66 +709,6 @@
         <w:t>This is why Alteration alone, of the six schools, keeps producing practitioners who cannot stop asking what law itself is made of. The other schools borrow law's power and spend it. Ours learns law's grammar and speaks it back. A mage who has genuinely done this for long enough stops experiencing the physical world as fixed and begins experiencing it as merely well-defended -- persuasive, consistent, extremely convincing, and, underneath all of that, negotiable.</w:t>
       </w:r>
     </w:p>
-    <w:tbl>
-      <w:tblPr>
-        <w:tblW w:type="auto" w:w="0"/>
-        <w:jc w:val="center"/>
-        <w:tblLook w:firstColumn="1" w:firstRow="1" w:lastColumn="0" w:lastRow="0" w:noHBand="0" w:noVBand="1" w:val="04A0"/>
-      </w:tblPr>
-      <w:tblGrid>
-        <w:gridCol w:w="9360"/>
-      </w:tblGrid>
-      <w:tr>
-        <w:tc>
-          <w:tcPr>
-            <w:tcW w:type="dxa" w:w="9360"/>
-            <w:shd w:val="clear" w:color="auto" w:fill="EFE6D8"/>
-            <w:tcBorders>
-              <w:top w:val="single" w:sz="4" w:space="0" w:color="6B4A1E"/>
-              <w:bottom w:val="single" w:sz="4" w:space="0" w:color="6B4A1E"/>
-              <w:right w:val="single" w:sz="4" w:space="0" w:color="6B4A1E"/>
-            </w:tcBorders>
-            <w:tcBorders>
-              <w:left w:val="single" w:sz="22" w:space="0" w:color="6B4A1E"/>
-            </w:tcBorders>
-          </w:tcPr>
-          <w:p>
-            <w:pPr>
-              <w:spacing w:after="40"/>
-            </w:pPr>
-            <w:r/>
-            <w:r>
-              <w:rPr>
-                <w:rFonts w:ascii="Cambria" w:hAnsi="Cambria"/>
-                <w:b/>
-                <w:color w:val="6B4A1E"/>
-                <w:sz w:val="17"/>
-              </w:rPr>
-              <w:t>PROVOST MARREN, IN THE MARGIN</w:t>
-            </w:r>
-          </w:p>
-          <w:p>
-            <w:pPr>
-              <w:spacing w:after="40"/>
-            </w:pPr>
-            <w:r>
-              <w:rPr>
-                <w:rFonts w:ascii="Cambria" w:hAnsi="Cambria"/>
-                <w:i/>
-                <w:color w:val="6B4A1E"/>
-                <w:sz w:val="21"/>
-              </w:rPr>
-              <w:t>This chapter is the finest piece of scholarship in the manuscript and the one that frightens me most, in that order. He has not said anything false. Imedril's own components genuinely do cluster the way Cassian describes; I checked his citations myself before agreeing to publish this. What troubles me is the word he has chosen to end on. 'Negotiable' is not a neutral word. A student who believes the floor beneath his boots is negotiable stands differently on it than one who believes it is fixed. I do not yet know whether that different standing is wisdom or the first symptom of something else. Cassian, by the end of this manuscript, did not know either.</w:t>
-            </w:r>
-          </w:p>
-        </w:tc>
-      </w:tr>
-    </w:tbl>
-    <w:p>
-      <w:pPr>
-        <w:spacing w:after="80"/>
-      </w:pPr>
-    </w:p>
     <w:p>
       <w:pPr>
         <w:keepNext/>
@@ -974,68 +781,22 @@
           <w:color w:val="5E747E"/>
           <w:sz w:val="22"/>
         </w:rPr>
-        <w:t>"A lie only one mind believes can be argued out of that mind. A truth every mind must now agree to has no mind left to argue with."</w:t>
+        <w:t>A lie only one mind believes can be argued out of that mind. A truth every mind must now agree to has no mind left to argue with.</w:t>
       </w:r>
     </w:p>
-    <w:tbl>
-      <w:tblPr>
-        <w:tblW w:type="auto" w:w="0"/>
-        <w:jc w:val="center"/>
-        <w:tblLook w:firstColumn="1" w:firstRow="1" w:lastColumn="0" w:lastRow="0" w:noHBand="0" w:noVBand="1" w:val="04A0"/>
-      </w:tblPr>
-      <w:tblGrid>
-        <w:gridCol w:w="9360"/>
-      </w:tblGrid>
-      <w:tr>
-        <w:tc>
-          <w:tcPr>
-            <w:tcW w:type="dxa" w:w="9360"/>
-            <w:shd w:val="clear" w:color="auto" w:fill="EFE6D8"/>
-            <w:tcBorders>
-              <w:top w:val="single" w:sz="4" w:space="0" w:color="6B4A1E"/>
-              <w:bottom w:val="single" w:sz="4" w:space="0" w:color="6B4A1E"/>
-              <w:right w:val="single" w:sz="4" w:space="0" w:color="6B4A1E"/>
-            </w:tcBorders>
-            <w:tcBorders>
-              <w:left w:val="single" w:sz="22" w:space="0" w:color="6B4A1E"/>
-            </w:tcBorders>
-          </w:tcPr>
-          <w:p>
-            <w:pPr>
-              <w:spacing w:after="40"/>
-            </w:pPr>
-            <w:r/>
-            <w:r>
-              <w:rPr>
-                <w:rFonts w:ascii="Cambria" w:hAnsi="Cambria"/>
-                <w:b/>
-                <w:color w:val="6B4A1E"/>
-                <w:sz w:val="17"/>
-              </w:rPr>
-              <w:t>PROVOST MARREN, IN THE MARGIN</w:t>
-            </w:r>
-          </w:p>
-          <w:p>
-            <w:pPr>
-              <w:spacing w:after="40"/>
-            </w:pPr>
-            <w:r>
-              <w:rPr>
-                <w:rFonts w:ascii="Cambria" w:hAnsi="Cambria"/>
-                <w:i/>
-                <w:color w:val="6B4A1E"/>
-                <w:sz w:val="21"/>
-              </w:rPr>
-              <w:t>I have shown this chapter to Master Delvarn of the Illusion faculty, who read it twice and then asked me, not unreasonably, whether Cassian had ever tried to escape a locked room using Fear rather than a spell of true opening. His point, stripped of its irritation, is fair: usefulness is not the same axis as honesty, and Cassian has quietly swapped one for the other partway through this argument without telling the reader he has done so. I let the chapter stand because the underlying observation about the two schools' relationship to fact is genuinely correct. I flag the substitution so the student notices it happening, rather than absorbing it as settled.</w:t>
-            </w:r>
-          </w:p>
-        </w:tc>
-      </w:tr>
-    </w:tbl>
     <w:p>
       <w:pPr>
-        <w:spacing w:after="80"/>
+        <w:spacing w:after="160"/>
       </w:pPr>
+      <w:r>
+        <w:rPr>
+          <w:rFonts w:ascii="Cambria" w:hAnsi="Cambria"/>
+          <w:i w:val="0"/>
+          <w:color w:val="1C1C1E"/>
+          <w:sz w:val="22"/>
+        </w:rPr>
+        <w:t>I will grant my colleague Master Delvarn in Illusion the point he has made to me more than once, in more heated terms than I am reproducing here: usefulness is not the same axis as honesty, and a mage in the field rarely has the luxury of choosing the philosophically superior tool over the one that actually gets them through the door. He is right about that. I maintain the distinction anyway, because knowing which tool you are actually holding matters even when you would have reached for it either way.</w:t>
+      </w:r>
     </w:p>
     <w:p>
       <w:pPr>
@@ -1097,66 +858,6 @@
         <w:t>It always yields to a small enough pressure. That is the comfort every teacher of this school offers a nervous apprentice, and it is true as far as it goes. I no longer find it as comforting as I once did. A promise that yields to a small pressure has not been shown to be unbreakable. It has only been shown to have never yet been pushed hard enough to learn where its edge is.</w:t>
       </w:r>
     </w:p>
-    <w:tbl>
-      <w:tblPr>
-        <w:tblW w:type="auto" w:w="0"/>
-        <w:jc w:val="center"/>
-        <w:tblLook w:firstColumn="1" w:firstRow="1" w:lastColumn="0" w:lastRow="0" w:noHBand="0" w:noVBand="1" w:val="04A0"/>
-      </w:tblPr>
-      <w:tblGrid>
-        <w:gridCol w:w="9360"/>
-      </w:tblGrid>
-      <w:tr>
-        <w:tc>
-          <w:tcPr>
-            <w:tcW w:type="dxa" w:w="9360"/>
-            <w:shd w:val="clear" w:color="auto" w:fill="EFE6D8"/>
-            <w:tcBorders>
-              <w:top w:val="single" w:sz="4" w:space="0" w:color="6B4A1E"/>
-              <w:bottom w:val="single" w:sz="4" w:space="0" w:color="6B4A1E"/>
-              <w:right w:val="single" w:sz="4" w:space="0" w:color="6B4A1E"/>
-            </w:tcBorders>
-            <w:tcBorders>
-              <w:left w:val="single" w:sz="22" w:space="0" w:color="6B4A1E"/>
-            </w:tcBorders>
-          </w:tcPr>
-          <w:p>
-            <w:pPr>
-              <w:spacing w:after="40"/>
-            </w:pPr>
-            <w:r/>
-            <w:r>
-              <w:rPr>
-                <w:rFonts w:ascii="Cambria" w:hAnsi="Cambria"/>
-                <w:b/>
-                <w:color w:val="6B4A1E"/>
-                <w:sz w:val="17"/>
-              </w:rPr>
-              <w:t>PROVOST MARREN, IN THE MARGIN</w:t>
-            </w:r>
-          </w:p>
-          <w:p>
-            <w:pPr>
-              <w:spacing w:after="40"/>
-            </w:pPr>
-            <w:r>
-              <w:rPr>
-                <w:rFonts w:ascii="Cambria" w:hAnsi="Cambria"/>
-                <w:i/>
-                <w:color w:val="6B4A1E"/>
-                <w:sz w:val="21"/>
-              </w:rPr>
-              <w:t>Here is where I set the pen down for an evening before annotating further, and I want the reader to know that I did. Cassian is not wrong that our spells lean on the same foundational promises that hold Mundus together at all. He is also, in this very paragraph, wondering out loud what happens if someone finds the edge of one of those promises. I do not think a Provost's marginal note is the correct place to answer that question. I am not certain any place is. I include the paragraph because striking it would be its own kind of lie, and this whole manuscript is, whatever else it is, an argument against those.</w:t>
-            </w:r>
-          </w:p>
-        </w:tc>
-      </w:tr>
-    </w:tbl>
-    <w:p>
-      <w:pPr>
-        <w:spacing w:after="80"/>
-      </w:pPr>
-    </w:p>
     <w:p>
       <w:pPr>
         <w:keepNext/>
@@ -1200,7 +901,7 @@
           <w:color w:val="1C1C1E"/>
           <w:sz w:val="22"/>
         </w:rPr>
-        <w:t>I do not claim to have reached that fluency. I know of no living mage who credibly has. But I have read, in fragments too old and too carefully guarded to cite by source, hints that certain individuals of legend did not merely negotiate with a single law of Mundus but arrived, by some route this school's own grammar makes at least thinkable, at the recognition that the whole architecture of law was itself a kind of agreement -- and that an agreement recognized clearly enough by a mind confident enough to hold that recognition without flinching stops binding the mind that sees through it in quite the same way.</w:t>
+        <w:t>I do not claim to have reached that fluency, and I want to be direct about why I am telling you this rather than leaving it as an implication for you to draw yourself. Every serious student of this school eventually asks their instructor, in some form, whether the old warnings about Alteration are exaggerated. I do not think they are. The College's own record of Ontological Detachment among overreaching practitioners is not folklore; it is filed, dated, and available to any Adept who requests it. I have read the file. I teach this school anyway, because I believe the honest study of a real danger is safer than the superstitious avoidance of it, and because I think a mage who understands exactly what the edge looks like is less likely to wander over it by accident than one who has only ever been told, vaguely, not to look.</w:t>
       </w:r>
     </w:p>
     <w:p>
@@ -1214,7 +915,68 @@
           <w:color w:val="1C1C1E"/>
           <w:sz w:val="22"/>
         </w:rPr>
-        <w:t>I will not name what is said to happen to a mind that reaches that recognition and does not flinch. I am not certain it can survive being named plainly on a page, and I have grown, in the writing of this final chapter, considerably less certain that it can survive being pursued honestly at all.</w:t>
+        <w:t>I will not pretend to know what waits at the far end of that fluency, fully realized. I know of no living mage who has reached it and returned able to describe it in terms the rest of us could use. I raise the question because a treatise that stops short of its own argument's real implications has not finished its work, whatever comfort the stopping short might offer both of us.</w:t>
+      </w:r>
+    </w:p>
+    <w:p>
+      <w:pPr>
+        <w:keepNext/>
+        <w:spacing w:before="360" w:after="160"/>
+        <w:pBdr>
+          <w:bottom w:val="single" w:sz="6" w:space="4" w:color="4A6472"/>
+        </w:pBdr>
+      </w:pPr>
+      <w:r>
+        <w:rPr>
+          <w:rFonts w:ascii="Cambria" w:hAnsi="Cambria"/>
+          <w:b/>
+          <w:color w:val="2C3E4A"/>
+          <w:sz w:val="34"/>
+        </w:rPr>
+        <w:t>Closing Remarks</w:t>
+      </w:r>
+    </w:p>
+    <w:p>
+      <w:pPr>
+        <w:spacing w:after="160"/>
+      </w:pPr>
+      <w:r>
+        <w:rPr>
+          <w:rFonts w:ascii="Cambria" w:hAnsi="Cambria"/>
+          <w:i w:val="0"/>
+          <w:color w:val="1C1C1E"/>
+          <w:sz w:val="22"/>
+        </w:rPr>
+        <w:t>I have been teaching this material long enough to know which parts of it students remember and which parts they discard the moment the examination ends. What I hope survives, more than any single claim in this treatise, is the habit underneath all of them: ask what a spell is actually doing, not merely what drawer it has been filed into. That habit is the whole of what I have to teach, dressed up, across seven chapters, in the specific clothing of my own discipline.</w:t>
+      </w:r>
+    </w:p>
+    <w:p>
+      <w:pPr>
+        <w:spacing w:after="160"/>
+      </w:pPr>
+      <w:r>
+        <w:rPr>
+          <w:rFonts w:ascii="Cambria" w:hAnsi="Cambria"/>
+          <w:i w:val="0"/>
+          <w:color w:val="1C1C1E"/>
+          <w:sz w:val="22"/>
+        </w:rPr>
+        <w:t>I remain at this College, teaching this course, most terms of most years. Students with objections to anything written here are welcome to bring them to me directly. I have changed my mind about smaller points in this treatise more than once, and I do not expect this to be the last revision it receives.</w:t>
+      </w:r>
+    </w:p>
+    <w:p>
+      <w:pPr>
+        <w:spacing w:after="200"/>
+        <w:jc w:val="right"/>
+      </w:pPr>
+      <w:r>
+        <w:rPr>
+          <w:rFonts w:ascii="Cambria" w:hAnsi="Cambria"/>
+          <w:i/>
+          <w:color w:val="5E747E"/>
+          <w:sz w:val="21"/>
+        </w:rPr>
+        <w:t>-- Cassian Threll, Master of Alteration, College of Winterhold, 4E 201</w:t>
       </w:r>
     </w:p>
     <w:tbl>
@@ -1252,7 +1014,7 @@
                 <w:color w:val="6B4A1E"/>
                 <w:sz w:val="17"/>
               </w:rPr>
-              <w:t>PROVOST MARREN, IN THE MARGIN</w:t>
+              <w:t>ARCHIVIST'S NOTE -- CLOSING</w:t>
             </w:r>
           </w:p>
           <w:p>
@@ -1266,161 +1028,7 @@
                 <w:color w:val="6B4A1E"/>
                 <w:sz w:val="21"/>
               </w:rPr>
-              <w:t>The manuscript changes here. The hand is Cassian's own -- I have compared it against a dozen years of his correspondence and I have no doubt of that -- but it no longer reads like a lecture prepared for students. It reads like a man thinking on the page, alone, past the hour when he ought to have set the candle down. I considered omitting this chapter entirely. I have decided against it, for the same reason I gave in the last chapter, and because I believe any student determined enough to chase this line of thought to its end deserves to see exactly how far Cassian got before the manuscript stops answering.</w:t>
-            </w:r>
-          </w:p>
-        </w:tc>
-      </w:tr>
-    </w:tbl>
-    <w:p>
-      <w:pPr>
-        <w:spacing w:after="80"/>
-      </w:pPr>
-    </w:p>
-    <w:p>
-      <w:pPr>
-        <w:keepNext/>
-        <w:spacing w:before="360" w:after="160"/>
-        <w:pBdr>
-          <w:bottom w:val="single" w:sz="6" w:space="4" w:color="4A6472"/>
-        </w:pBdr>
-      </w:pPr>
-      <w:r>
-        <w:rPr>
-          <w:rFonts w:ascii="Cambria" w:hAnsi="Cambria"/>
-          <w:b/>
-          <w:color w:val="2C3E4A"/>
-          <w:sz w:val="34"/>
-        </w:rPr>
-        <w:t>VIII.  Where the Manuscript Ends</w:t>
-      </w:r>
-    </w:p>
-    <w:p>
-      <w:pPr>
-        <w:spacing w:after="160"/>
-      </w:pPr>
-      <w:r>
-        <w:rPr>
-          <w:rFonts w:ascii="Cambria" w:hAnsi="Cambria"/>
-          <w:i w:val="0"/>
-          <w:color w:val="1C1C1E"/>
-          <w:sz w:val="22"/>
-        </w:rPr>
-        <w:t>[ The following is the last page found on Master Threll's writing desk. It is reproduced exactly as it was found, unfinished sentence and all. -- I.M. ]</w:t>
-      </w:r>
-    </w:p>
-    <w:p>
-      <w:pPr>
-        <w:spacing w:before="80" w:after="160"/>
-        <w:ind w:left="576" w:right="576"/>
-      </w:pPr>
-      <w:r>
-        <w:rPr>
-          <w:rFonts w:ascii="Cambria" w:hAnsi="Cambria"/>
-          <w:i/>
-          <w:color w:val="5E747E"/>
-          <w:sz w:val="22"/>
-        </w:rPr>
-        <w:t>I believe I have found the shape of the thing I have been circling for eleven years, and I do not know yet whether to be glad of it. It is not a spell. It was never going to be a spell. It is closer to a question, and the question is one I am no longer certain I am asking from a safe enough distance to</w:t>
-      </w:r>
-    </w:p>
-    <w:p>
-      <w:pPr>
-        <w:spacing w:after="160"/>
-      </w:pPr>
-      <w:r>
-        <w:rPr>
-          <w:rFonts w:ascii="Cambria" w:hAnsi="Cambria"/>
-          <w:i w:val="0"/>
-          <w:color w:val="1C1C1E"/>
-          <w:sz w:val="22"/>
-        </w:rPr>
-        <w:t>[ The page ends there. There is no further page. -- I.M. ]</w:t>
-      </w:r>
-    </w:p>
-    <w:p>
-      <w:pPr>
-        <w:spacing w:after="200"/>
-        <w:jc w:val="right"/>
-      </w:pPr>
-      <w:r>
-        <w:rPr>
-          <w:rFonts w:ascii="Cambria" w:hAnsi="Cambria"/>
-          <w:i/>
-          <w:color w:val="5E747E"/>
-          <w:sz w:val="21"/>
-        </w:rPr>
-        <w:t>-- the last known writing of Cassian Threll, Master of Alteration, College of Winterhold</w:t>
-      </w:r>
-    </w:p>
-    <w:p>
-      <w:pPr>
-        <w:keepNext/>
-        <w:spacing w:before="360" w:after="160"/>
-        <w:pBdr>
-          <w:bottom w:val="single" w:sz="6" w:space="4" w:color="4A6472"/>
-        </w:pBdr>
-      </w:pPr>
-      <w:r>
-        <w:rPr>
-          <w:rFonts w:ascii="Cambria" w:hAnsi="Cambria"/>
-          <w:b/>
-          <w:color w:val="2C3E4A"/>
-          <w:sz w:val="34"/>
-        </w:rPr>
-        <w:t>Closing Remarks</w:t>
-      </w:r>
-    </w:p>
-    <w:tbl>
-      <w:tblPr>
-        <w:tblW w:type="auto" w:w="0"/>
-        <w:jc w:val="center"/>
-        <w:tblLook w:firstColumn="1" w:firstRow="1" w:lastColumn="0" w:lastRow="0" w:noHBand="0" w:noVBand="1" w:val="04A0"/>
-      </w:tblPr>
-      <w:tblGrid>
-        <w:gridCol w:w="9360"/>
-      </w:tblGrid>
-      <w:tr>
-        <w:tc>
-          <w:tcPr>
-            <w:tcW w:type="dxa" w:w="9360"/>
-            <w:shd w:val="clear" w:color="auto" w:fill="EFE6D8"/>
-            <w:tcBorders>
-              <w:top w:val="single" w:sz="4" w:space="0" w:color="6B4A1E"/>
-              <w:bottom w:val="single" w:sz="4" w:space="0" w:color="6B4A1E"/>
-              <w:right w:val="single" w:sz="4" w:space="0" w:color="6B4A1E"/>
-            </w:tcBorders>
-            <w:tcBorders>
-              <w:left w:val="single" w:sz="22" w:space="0" w:color="6B4A1E"/>
-            </w:tcBorders>
-          </w:tcPr>
-          <w:p>
-            <w:pPr>
-              <w:spacing w:after="40"/>
-            </w:pPr>
-            <w:r/>
-            <w:r>
-              <w:rPr>
-                <w:rFonts w:ascii="Cambria" w:hAnsi="Cambria"/>
-                <w:b/>
-                <w:color w:val="6B4A1E"/>
-                <w:sz w:val="17"/>
-              </w:rPr>
-              <w:t>PROVOST ILDE MARREN, CLOSING THE FILE</w:t>
-            </w:r>
-          </w:p>
-          <w:p>
-            <w:pPr>
-              <w:spacing w:after="40"/>
-            </w:pPr>
-            <w:r>
-              <w:rPr>
-                <w:rFonts w:ascii="Cambria" w:hAnsi="Cambria"/>
-                <w:i/>
-                <w:color w:val="6B4A1E"/>
-                <w:sz w:val="21"/>
-              </w:rPr>
-              <w:t>I have published this manuscript against the advice of two colleagues who believe it should have been burned in the tower where it was found. I disagree with them, but I understand them better than I did a month ago. Every argument in these pages that I have been able to check against Imedril's own work, against the old sieges, against the plain evidence of what our own spells actually do, has checked out true. That is precisely what troubles me. A student who reads this and finds nothing false in it has no honest reason to stop where Cassian stopped. I do not know what waits past that stopping point. I know that a man who spent eleven years walking toward it is no longer available to tell us. If you are reading this and you find yourself doing the arithmetic he was doing, close the book, walk outside, and put your hand flat against the nearest stone wall until it feels, again, entirely and reliably solid. That is not cowardice. Master Threll would tell you, if he could still be asked, that it is the one experiment in this whole discipline that every mage should be willing to fail.</w:t>
+              <w:t>This text has been reviewed by the College's Alteration faculty and is consistent with current teaching practice, though Master Threll's Chapter VII is understood among his colleagues to represent his own position rather than settled College doctrine. We reproduce it as submitted. -- Recordkeeper's Office</w:t>
             </w:r>
           </w:p>
         </w:tc>
